--- a/bja-initial-compartment-pk/BJA_Manuscript_Japanese.docx
+++ b/bja-initial-compartment-pk/BJA_Manuscript_Japanese.docx
@@ -328,7 +328,7 @@
           <w:i w:val="0"/>
           <w:sz w:val="24"/>
         </w:rPr>
-        <w:t>しかし区域麻酔では、薬物は静脈内に投与されるのではない。神経周囲、筋膜面、硬膜外腔といった組織に沈着し、全身吸収は局所血流、組織結合、薬物および組織の物理化学的特性に依存する。7,8 De Cassaiらは本誌において、筋膜面ブロックにおける局所麻酔薬の薬物動態に関する最新の知見を報告し、エピネフリン、組織血管分布、筋膜微小解剖が全身吸収プロファイルに与える影響を明らかにした。9 同様に、Schwenkらはリドカインが持続的なLAST関連死亡原因として台頭していることに注意を喚起した。10</w:t>
+        <w:t>しかし区域麻酔では、薬物は静脈内に投与されるのではない。神経周囲、筋膜面、硬膜外腔といった組織に沈着し、全身吸収は局所血流、組織結合、薬物および組織の物理化学的特性に依存する。7,8 特に脊髄幹麻酔では薬物動態がさらに複雑となる：硬膜外投与は硬膜外脂肪への分布、硬膜透過による脳脊髄液（CSF）への移行、および血管吸収の3経路が並行し、脊髄くも膜下（脊椎麻酔）投与は薬物をCSFに直接注入するため、末梢経路とは全く異なる分布・吸収動態を持つ。De Cassaiらは本誌において、筋膜面ブロックにおける局所麻酔薬の薬物動態に関する最新の知見を報告し、エピネフリン、組織血管分布、筋膜微小解剖が全身吸収プロファイルに与える影響を明らかにした。9 同様に、Schwenkらはリドカインが持続的なLAST関連死亡原因として台頭していることに注意を喚起した。10</w:t>
       </w:r>
     </w:p>
     <w:p>
@@ -1035,6 +1035,70 @@
           </w:p>
         </w:tc>
       </w:tr>
+      <w:tr>
+        <w:tc>
+          <w:tcPr>
+            <w:tcW w:type="dxa" w:w="2340"/>
+          </w:tcPr>
+          <w:p>
+            <w:r>
+              <w:rPr>
+                <w:rFonts w:ascii="Times New Roman" w:hAnsi="Times New Roman"/>
+                <w:sz w:val="20"/>
+              </w:rPr>
+              <w:t>硬膜外投与</w:t>
+            </w:r>
+          </w:p>
+        </w:tc>
+        <w:tc>
+          <w:tcPr>
+            <w:tcW w:type="dxa" w:w="2340"/>
+          </w:tcPr>
+          <w:p>
+            <w:r>
+              <w:rPr>
+                <w:rFonts w:ascii="Times New Roman" w:hAnsi="Times New Roman"/>
+                <w:sz w:val="20"/>
+              </w:rPr>
+              <w:t>デポ（多経路）</w:t>
+              <w:br/>
+              <w:t>脂肪+硬膜透過+血管吸収</w:t>
+            </w:r>
+          </w:p>
+        </w:tc>
+        <w:tc>
+          <w:tcPr>
+            <w:tcW w:type="dxa" w:w="2340"/>
+          </w:tcPr>
+          <w:p>
+            <w:r>
+              <w:rPr>
+                <w:rFonts w:ascii="Times New Roman" w:hAnsi="Times New Roman"/>
+                <w:sz w:val="20"/>
+              </w:rPr>
+              <w:t>中間値、</w:t>
+              <w:br/>
+              <w:t>遅延</w:t>
+            </w:r>
+          </w:p>
+        </w:tc>
+        <w:tc>
+          <w:tcPr>
+            <w:tcW w:type="dxa" w:w="2340"/>
+          </w:tcPr>
+          <w:p>
+            <w:r>
+              <w:rPr>
+                <w:rFonts w:ascii="Times New Roman" w:hAnsi="Times New Roman"/>
+                <w:sz w:val="20"/>
+              </w:rPr>
+              <w:t>デポモデルで</w:t>
+              <w:br/>
+              <w:t>十分に近似可能</w:t>
+            </w:r>
+          </w:p>
+        </w:tc>
+      </w:tr>
     </w:tbl>
     <w:p>
       <w:r>
@@ -1066,6 +1130,51 @@
           <w:sz w:val="24"/>
         </w:rPr>
         <w:t>このアプローチはいくつかの重要な現実を認識している。第一に、薬物動態学的エビデンスは、吸収が緩徐で予測可能な筋膜面ブロックでのより高用量を支持する。9,11 第二に、区域麻酔の実臨床で従来の用量制限を頻繁に超えているにもかかわらずLASTが稀であるという経験的観察に合理的根拠を提供する。12 第三に、真に懸念されるシナリオ—不成功のブロックと血管内注入—を特定し、保守的用量制限の遵守と注意深いモニタリングが最も重要である状況を明確にする。</w:t>
+      </w:r>
+    </w:p>
+    <w:p>
+      <w:pPr>
+        <w:pStyle w:val="Heading1"/>
+      </w:pPr>
+      <w:r>
+        <w:rPr>
+          <w:rFonts w:ascii="Times New Roman" w:hAnsi="Times New Roman"/>
+          <w:color w:val="000000"/>
+        </w:rPr>
+        <w:t>脊髄幹麻酔に関する考察：硬膜外麻酔と脊髄くも膜下麻酔</w:t>
+      </w:r>
+    </w:p>
+    <w:p>
+      <w:r>
+        <w:rPr>
+          <w:rFonts w:ascii="Times New Roman" w:hAnsi="Times New Roman"/>
+          <w:b w:val="0"/>
+          <w:i w:val="0"/>
+          <w:sz w:val="24"/>
+        </w:rPr>
+        <w:t>上述の枠組みは主に末梢神経ブロックと筋膜面ブロックに焦点を当てており、初期コンパートメントを血管乏しい組織（成功したブロック）または血管豊富組織/血漿（不成功のブロック）として合理的に近似できる。しかし、2つの脊髄幹経路—硬膜外投与と脊髄くも膜下（脊椎麻酔）投与—は、それぞれの薬物動態がコンパートメントモデリングに固有の課題を提示するため、個別の考察が必要である。</w:t>
+      </w:r>
+    </w:p>
+    <w:p>
+      <w:r>
+        <w:rPr>
+          <w:rFonts w:ascii="Times New Roman" w:hAnsi="Times New Roman"/>
+          <w:b w:val="0"/>
+          <w:i w:val="0"/>
+          <w:sz w:val="24"/>
+        </w:rPr>
+        <w:t>硬膜外への局所麻酔薬投与は、硬膜外腔に薬物が沈着し、3つの並行する吸収経路を経る：（i）硬膜外脂肪組織への分布—緩徐な放出を伴う局所デポとして機能する；（ii）硬膜を透過した脳脊髄液（CSF）への移行—ここで脊髄神経根にアクセスし神経遮断を生じさせる；（iii）豊富な硬膜外静脈叢からの血管吸収による全身循環への移行。15,16 重要なことに、この多経路吸収は一次吸収動態（ka）を持つデポコンパートメントモデルで十分に近似可能であり、上述の末梢ブロックモデルと類似している。実際に、硬膜外局所麻酔薬の母集団薬物動態研究ではデポ増強コンパートメントモデルが成功裏に使用されており、このアプローチの妥当性が検証されている。20 したがって、デポモデルは本稿で提案する初期コンパートメントパラダイムにおいて、硬膜外投与に対する十分かつ実用的な枠組みを提供する。硬膜外投与は成功した筋膜面ブロック（純粋な血管乏しい組織）と不成功のブロック（急速な血管吸収）の中間的な吸収特性を持つデポスタートシナリオとして位置づけることができ、硬膜外腔の混合的性質を反映している。より精巧な多経路モデルは3つの並行吸収経路のシミュレーションをさらに精緻化できるが、デポ近似は臨床的用量ガイダンスおよび本枠組みへの統合に十分である。</w:t>
+      </w:r>
+    </w:p>
+    <w:p>
+      <w:r>
+        <w:rPr>
+          <w:rFonts w:ascii="Times New Roman" w:hAnsi="Times New Roman"/>
+          <w:b w:val="0"/>
+          <w:i w:val="0"/>
+          <w:sz w:val="24"/>
+        </w:rPr>
+        <w:t>脊髄くも膜下麻酔（脊椎麻酔）は本レビューの主要分析には含めなかった。くも膜下投与は薬物をCSFに直接注入するが、CSFは現在の枠組みの4つのコンパートメント（血漿、BRT、BPT、デポ）のいずれにも正確に対応しない独自の薬物動態コンパートメントである。CSF内での薬物分布は比重（baricity）、患者体位、CSF容量、脊柱弯曲度などの因子に支配され、従来のコンパートメントモデルでは捉えられない。16 さらに、脊髄くも膜下麻酔はほぼ例外なく単回投与として施行され、使用される薬物量は少量（例：ブピバカイン10–15 mg）であるため、くも膜下投与単独による全身毒性は極めて稀である。これらの理由—CSF分布の薬物動態学的独自性、使用される少量、および主に単回投与である手技の性質—から、我々は初期コンパートメント枠組みから脊髄くも膜下麻酔を意図的に除外した。CSFコンパートメントを含めるためにモデルを拡張することは、全身毒性と極量の問題に対して臨床的利益に見合わない相当な複雑性を加えることになる。</w:t>
       </w:r>
     </w:p>
     <w:p>
@@ -1110,7 +1219,7 @@
           <w:i w:val="0"/>
           <w:sz w:val="24"/>
         </w:rPr>
-        <w:t>ここで提案する枠組みのいくつかの限界を認識する。特定の注入部位からの局所麻酔薬の組織吸収に関する薬物動態パラメータは不完全にしか特徴付けられていない。ブロック成功は二値状態ではなくスペクトラムであり、血管乏しい組織対血管豊富組織への薬物沈着比率は臨床的に正確に決定できない。組織血管分布、蛋白結合、肝クリアランスの個人差がさらなる不確実性をもたらす。それでも、初期コンパートメントへの薬物動態の根本的依存性を、不完全にであっても認識することは、それを完全に無視する現行のアプローチに対する大きな前進であると我々は信じる。</w:t>
+        <w:t>ここで提案する枠組みのいくつかの限界を認識する。特定の注入部位からの局所麻酔薬の組織吸収に関する薬物動態パラメータは不完全にしか特徴付けられていない。ブロック成功は二値状態ではなくスペクトラムであり、血管乏しい組織対血管豊富組織への薬物沈着比率は臨床的に正確に決定できない。組織血管分布、蛋白結合、肝クリアランスの個人差がさらなる不確実性をもたらす。上述のとおり、硬膜外投与は多経路吸収を有するがデポコンパートメントモデルで十分に近似可能であり、一方で脊髄くも膜下麻酔はCSF薬物動態の独自性と使用される少量のため本枠組みから除外した。それでも、初期コンパートメントへの薬物動態の根本的依存性を、不完全にであっても認識することは、それを完全に無視する現行のアプローチに対する大きな前進であると我々は信じる。</w:t>
       </w:r>
     </w:p>
     <w:p>

--- a/bja-initial-compartment-pk/BJA_Manuscript_Japanese.docx
+++ b/bja-initial-compartment-pk/BJA_Manuscript_Japanese.docx
@@ -920,7 +920,7 @@
               </w:rPr>
               <w:t>不成功のブロック</w:t>
               <w:br/>
-              <w:t>（組織ミスプレイスメント）</w:t>
+              <w:t>（血管豊富組織沈着）</w:t>
             </w:r>
           </w:p>
         </w:tc>
@@ -1129,7 +1129,7 @@
           <w:i w:val="0"/>
           <w:sz w:val="24"/>
         </w:rPr>
-        <w:t>このアプローチはいくつかの重要な現実を認識している。第一に、薬物動態学的エビデンスは、吸収が緩徐で予測可能な筋膜面ブロックでのより高用量を支持する。9,11 第二に、区域麻酔の実臨床で従来の用量制限を頻繁に超えているにもかかわらずLASTが稀であるという経験的観察に合理的根拠を提供する。12 第三に、真に懸念されるシナリオ—不成功のブロックと血管内注入—を特定し、保守的用量制限の遵守と注意深いモニタリングが最も重要である状況を明確にする。</w:t>
+        <w:t>このアプローチはいくつかの重要な現実を認識している。第一に、薬物動態学的エビデンスは、吸収が緩徐で予測可能な筋膜面ブロックでのより高用量を支持する。9,11 第二に、区域麻酔の実臨床で従来の用量制限を頻繁に超えているにもかかわらずLASTが稀であるという経験的観察に合理的根拠を提供する。12 第三に、全身吸収が急速なシナリオ—不成功のブロックと血管内注入—を特定し、保守的用量制限の遵守と注意深いモニタリングが最も重要である状況を明確にする。</w:t>
       </w:r>
     </w:p>
     <w:p>
